--- a/02-tailspin-civic-rev5-ato/artifacts/ir_tabletop_after_action_report.docx
+++ b/02-tailspin-civic-rev5-ato/artifacts/ir_tabletop_after_action_report.docx
@@ -347,7 +347,7 @@
                 <w:sz w:val="18"/>
                 <w:szCs w:val="18"/>
               </w:rPr>
-              <w:t xml:space="preserve">Validate the organization's ability to meet the one-hour US-CERT and agency ISSO notification requirement, including after-hours escalation</w:t>
+              <w:t>Validate the organization's ability to meet the one-hour CISA and agency ISSO notification requirement, including after-hours escalation</w:t>
             </w:r>
           </w:p>
         </w:tc>
@@ -443,7 +443,7 @@
                 <w:sz w:val="18"/>
                 <w:szCs w:val="18"/>
               </w:rPr>
-              <w:t xml:space="preserve">IR-4 (Incident Handling), IR-6 (Incident Reporting), IR-8 (Incident Response Plan), AC-2, AU-6</w:t>
+              <w:t>IR-3 (Incident Response Testing), IR-4 (Incident Handling), IR-6 (Incident Reporting), IR-8 (Incident Response Plan), AC-2, AU-6</w:t>
             </w:r>
           </w:p>
         </w:tc>
@@ -1588,7 +1588,7 @@
                 <w:sz w:val="18"/>
                 <w:szCs w:val="18"/>
               </w:rPr>
-              <w:t xml:space="preserve">Played by evaluator</w:t>
+              <w:t>Played by a compliance analyst (non-evaluator)</w:t>
             </w:r>
           </w:p>
         </w:tc>
@@ -1659,7 +1659,7 @@
                 <w:sz w:val="18"/>
                 <w:szCs w:val="18"/>
               </w:rPr>
-              <w:t xml:space="preserve">Internal and outside counsel</w:t>
+              <w:t>Security Operations Manager (internal); outside counsel</w:t>
             </w:r>
           </w:p>
         </w:tc>
@@ -2858,7 +2858,7 @@
                 <w:sz w:val="18"/>
                 <w:szCs w:val="18"/>
               </w:rPr>
-              <w:t xml:space="preserve">Draft US-CERT notification completed; agency ISSO notification drafted</w:t>
+              <w:t>Draft CISA notification completed; agency ISSO notification drafted</w:t>
             </w:r>
           </w:p>
         </w:tc>
@@ -3684,7 +3684,7 @@
         <w:t xml:space="preserve">Corrective Action. </w:t>
       </w:r>
       <w:r>
-        <w:t xml:space="preserve">Revise the IR Plan to direct provisional severity assignment within 10 minutes on available evidence, with explicit authority to downgrade later. Add a pre-drafted US-CERT notification template with fillable fields so drafting time is reduced to minutes.</w:t>
+        <w:t>Revise the IR Plan to direct provisional severity assignment within 10 minutes on available evidence, with explicit authority to downgrade later. Add a pre-drafted CISA notification template with fillable fields so drafting time is reduced to minutes.</w:t>
       </w:r>
     </w:p>
     <w:p>
@@ -3699,7 +3699,7 @@
         <w:t xml:space="preserve">Owner / Due Date. </w:t>
       </w:r>
       <w:r>
-        <w:t xml:space="preserve">Incident Response Lead / 2026-06-30</w:t>
+        <w:t>Incident Response Lead / 2026-06-25</w:t>
       </w:r>
     </w:p>
     <w:p>
@@ -3773,7 +3773,7 @@
         <w:t xml:space="preserve">Owner / Due Date. </w:t>
       </w:r>
       <w:r>
-        <w:t xml:space="preserve">ISSO / 2026-06-15</w:t>
+        <w:t>ISSO / 2026-06-22</w:t>
       </w:r>
     </w:p>
     <w:p>
@@ -3847,7 +3847,7 @@
         <w:t xml:space="preserve">Owner / Due Date. </w:t>
       </w:r>
       <w:r>
-        <w:t xml:space="preserve">Incident Response Lead, with ISSO and General Counsel review / 2026-07-15</w:t>
+        <w:t>Incident Response Lead, with ISSO and General Counsel review / 2026-07-20</w:t>
       </w:r>
     </w:p>
     <w:p>
@@ -4069,7 +4069,7 @@
                 <w:sz w:val="18"/>
                 <w:szCs w:val="18"/>
               </w:rPr>
-              <w:t xml:space="preserve">2026-06-30</w:t>
+              <w:t>2026-06-25</w:t>
             </w:r>
           </w:p>
         </w:tc>
@@ -4163,7 +4163,7 @@
                 <w:sz w:val="18"/>
                 <w:szCs w:val="18"/>
               </w:rPr>
-              <w:t xml:space="preserve">2026-06-15</w:t>
+              <w:t>2026-06-22</w:t>
             </w:r>
           </w:p>
         </w:tc>
@@ -4257,7 +4257,7 @@
                 <w:sz w:val="18"/>
                 <w:szCs w:val="18"/>
               </w:rPr>
-              <w:t xml:space="preserve">2026-07-15</w:t>
+              <w:t>2026-07-20</w:t>
             </w:r>
           </w:p>
         </w:tc>
@@ -4325,7 +4325,7 @@
         <w:spacing w:after="80"/>
       </w:pPr>
       <w:r>
-        <w:t xml:space="preserve">Conduct a follow-up notification-focused exercise no later than 2026-09-30 to validate corrective actions, using a different scenario vector to avoid rehearsed responses.</w:t>
+        <w:t>Conduct a follow-up notification-focused exercise no later than 2026-09-25 to validate corrective actions, using a different scenario vector to avoid rehearsed responses.</w:t>
       </w:r>
     </w:p>
     <w:p>
@@ -4669,7 +4669,7 @@
                 <w:sz w:val="18"/>
                 <w:szCs w:val="18"/>
               </w:rPr>
-              <w:t xml:space="preserve">Evidence of contingency and incident response testing</w:t>
+              <w:t>Evidence of incident response testing (IR-3)</w:t>
             </w:r>
           </w:p>
         </w:tc>
